--- a/3rd Semester/Final term/Legal envoirnment of Business/summury & Question & answer.docx
+++ b/3rd Semester/Final term/Legal envoirnment of Business/summury & Question & answer.docx
@@ -48,6 +48,8 @@
           <w:rStyle w:val="Strong"/>
           <w:rFonts w:asciiTheme="minorHAnsi" w:eastAsiaTheme="majorEastAsia" w:hAnsiTheme="minorHAnsi" w:cstheme="minorHAnsi"/>
           <w:b/>
+          <w:sz w:val="28"/>
+          <w:szCs w:val="28"/>
         </w:rPr>
         <w:t>Definition of Partnership:</w:t>
       </w:r>
@@ -55,6 +57,16 @@
         <w:rPr>
           <w:rStyle w:val="Strong"/>
           <w:rFonts w:asciiTheme="minorHAnsi" w:eastAsiaTheme="majorEastAsia" w:hAnsiTheme="minorHAnsi" w:cstheme="minorHAnsi"/>
+          <w:sz w:val="28"/>
+          <w:szCs w:val="28"/>
+        </w:rPr>
+        <w:t xml:space="preserve"> A</w:t>
+      </w:r>
+      <w:r>
+        <w:rPr>
+          <w:rFonts w:asciiTheme="minorHAnsi" w:hAnsiTheme="minorHAnsi" w:cstheme="minorHAnsi"/>
+          <w:sz w:val="28"/>
+          <w:szCs w:val="28"/>
         </w:rPr>
         <w:t xml:space="preserve"> </w:t>
       </w:r>
@@ -62,52 +74,35 @@
         <w:rPr>
           <w:rStyle w:val="Strong"/>
           <w:rFonts w:asciiTheme="minorHAnsi" w:eastAsiaTheme="majorEastAsia" w:hAnsiTheme="minorHAnsi" w:cstheme="minorHAnsi"/>
-          <w:sz w:val="24"/>
-          <w:szCs w:val="24"/>
-        </w:rPr>
-        <w:t>A</w:t>
-      </w:r>
-      <w:r>
-        <w:rPr>
-          <w:rFonts w:asciiTheme="minorHAnsi" w:hAnsiTheme="minorHAnsi" w:cstheme="minorHAnsi"/>
-          <w:sz w:val="24"/>
-          <w:szCs w:val="24"/>
-        </w:rPr>
-        <w:t xml:space="preserve"> </w:t>
+          <w:sz w:val="28"/>
+          <w:szCs w:val="28"/>
+        </w:rPr>
+        <w:t>partnership</w:t>
+      </w:r>
+      <w:r>
+        <w:rPr>
+          <w:rFonts w:asciiTheme="minorHAnsi" w:hAnsiTheme="minorHAnsi" w:cstheme="minorHAnsi"/>
+          <w:b w:val="0"/>
+          <w:sz w:val="28"/>
+          <w:szCs w:val="28"/>
+        </w:rPr>
+        <w:t xml:space="preserve"> is a relationship between two or more persons who have agreed to carry on a business and share the </w:t>
       </w:r>
       <w:r>
         <w:rPr>
           <w:rStyle w:val="Strong"/>
           <w:rFonts w:asciiTheme="minorHAnsi" w:eastAsiaTheme="majorEastAsia" w:hAnsiTheme="minorHAnsi" w:cstheme="minorHAnsi"/>
-          <w:sz w:val="24"/>
-          <w:szCs w:val="24"/>
-        </w:rPr>
-        <w:t>partnership</w:t>
+          <w:sz w:val="28"/>
+          <w:szCs w:val="28"/>
+        </w:rPr>
+        <w:t>profits and losses</w:t>
       </w:r>
       <w:r>
         <w:rPr>
           <w:rFonts w:asciiTheme="minorHAnsi" w:hAnsiTheme="minorHAnsi" w:cstheme="minorHAnsi"/>
           <w:b w:val="0"/>
-          <w:sz w:val="24"/>
-          <w:szCs w:val="24"/>
-        </w:rPr>
-        <w:t xml:space="preserve"> is a relationship between two or more persons who have agreed to carry on a business and share the </w:t>
-      </w:r>
-      <w:r>
-        <w:rPr>
-          <w:rStyle w:val="Strong"/>
-          <w:rFonts w:asciiTheme="minorHAnsi" w:eastAsiaTheme="majorEastAsia" w:hAnsiTheme="minorHAnsi" w:cstheme="minorHAnsi"/>
-          <w:sz w:val="24"/>
-          <w:szCs w:val="24"/>
-        </w:rPr>
-        <w:t>profits and losses</w:t>
-      </w:r>
-      <w:r>
-        <w:rPr>
-          <w:rFonts w:asciiTheme="minorHAnsi" w:hAnsiTheme="minorHAnsi" w:cstheme="minorHAnsi"/>
-          <w:b w:val="0"/>
-          <w:sz w:val="24"/>
-          <w:szCs w:val="24"/>
+          <w:sz w:val="28"/>
+          <w:szCs w:val="28"/>
         </w:rPr>
         <w:t xml:space="preserve"> of business. It does not require any formal registration, but the terms are usually governed.</w:t>
       </w:r>
@@ -119,6 +114,8 @@
         <w:rPr>
           <w:rFonts w:asciiTheme="minorHAnsi" w:hAnsiTheme="minorHAnsi" w:cstheme="minorHAnsi"/>
           <w:b w:val="0"/>
+          <w:sz w:val="34"/>
+          <w:szCs w:val="34"/>
         </w:rPr>
       </w:pPr>
       <w:r>
@@ -126,6 +123,8 @@
           <w:rStyle w:val="Strong"/>
           <w:rFonts w:asciiTheme="minorHAnsi" w:eastAsiaTheme="majorEastAsia" w:hAnsiTheme="minorHAnsi" w:cstheme="minorHAnsi"/>
           <w:b/>
+          <w:sz w:val="34"/>
+          <w:szCs w:val="34"/>
         </w:rPr>
         <w:t>2. Essential Elements of a Partnership</w:t>
       </w:r>
@@ -1159,6 +1158,7 @@
           <w:rFonts w:asciiTheme="minorHAnsi" w:hAnsiTheme="minorHAnsi" w:cstheme="minorHAnsi"/>
         </w:rPr>
       </w:pPr>
+      <w:bookmarkStart w:id="0" w:name="_GoBack"/>
       <w:r>
         <w:rPr>
           <w:rStyle w:val="Strong"/>
@@ -1173,6 +1173,7 @@
         <w:t xml:space="preserve"> occurs when:</w:t>
       </w:r>
     </w:p>
+    <w:bookmarkEnd w:id="0"/>
     <w:p>
       <w:pPr>
         <w:pStyle w:val="NormalWeb"/>
@@ -2056,7 +2057,7 @@
           <w:szCs w:val="24"/>
         </w:rPr>
         <w:pict>
-          <v:rect id="_x0000_i1031" style="width:540pt;height:1.5pt" o:hralign="center" o:hrstd="t" o:hr="t" fillcolor="#a0a0a0" stroked="f"/>
+          <v:rect id="_x0000_i1025" style="width:540pt;height:1.5pt" o:hralign="center" o:hrstd="t" o:hr="t" fillcolor="#a0a0a0" stroked="f"/>
         </w:pict>
       </w:r>
     </w:p>
@@ -2113,16 +2114,7 @@
           <w:sz w:val="24"/>
           <w:szCs w:val="24"/>
         </w:rPr>
-        <w:t xml:space="preserve">: </w:t>
-      </w:r>
-      <w:bookmarkStart w:id="0" w:name="_GoBack"/>
-      <w:r>
-        <w:rPr>
-          <w:rFonts w:eastAsia="Times New Roman" w:cstheme="minorHAnsi"/>
-          <w:sz w:val="24"/>
-          <w:szCs w:val="24"/>
-        </w:rPr>
-        <w:t>The term "Company" refers to an association of people formed for a common purpose and registered under the law relating to companies, specifically under Section 3(1)(</w:t>
+        <w:t>: The term "Company" refers to an association of people formed for a common purpose and registered under the law relating to companies, specifically under Section 3(1)(</w:t>
       </w:r>
       <w:proofErr w:type="spellStart"/>
       <w:r>
@@ -2143,7 +2135,6 @@
         <w:t>) of the Companies Act, 1956.</w:t>
       </w:r>
     </w:p>
-    <w:bookmarkEnd w:id="0"/>
     <w:p>
       <w:pPr>
         <w:spacing w:before="100" w:beforeAutospacing="1" w:after="100" w:line="240" w:lineRule="auto"/>
@@ -5155,7 +5146,7 @@
           <w:szCs w:val="24"/>
         </w:rPr>
         <w:pict>
-          <v:rect id="_x0000_i1032" style="width:540pt;height:1.5pt" o:hralign="center" o:hrstd="t" o:hr="t" fillcolor="#a0a0a0" stroked="f"/>
+          <v:rect id="_x0000_i1026" style="width:540pt;height:1.5pt" o:hralign="center" o:hrstd="t" o:hr="t" fillcolor="#a0a0a0" stroked="f"/>
         </w:pict>
       </w:r>
     </w:p>
@@ -6283,7 +6274,7 @@
           <w:rFonts w:cstheme="minorHAnsi"/>
         </w:rPr>
         <w:pict>
-          <v:rect id="_x0000_i1033" style="width:540pt;height:1.5pt" o:hralign="center" o:hrstd="t" o:hr="t" fillcolor="#a0a0a0" stroked="f"/>
+          <v:rect id="_x0000_i1027" style="width:540pt;height:1.5pt" o:hralign="center" o:hrstd="t" o:hr="t" fillcolor="#a0a0a0" stroked="f"/>
         </w:pict>
       </w:r>
     </w:p>
